--- a/acts-sermons/docx/33_2027-05-30_사람을외모로보지않으시는하나님_행10장24-48절.docx
+++ b/acts-sermons/docx/33_2027-05-30_사람을외모로보지않으시는하나님_행10장24-48절.docx
@@ -699,46 +699,33 @@
           <w:sz w:val="24"/>
           <w:szCs w:val="24"/>
         </w:rPr>
-        <w:t xml:space="preserve">누가복음 23장에서 예수님은 두 행악자 사이에서 십자가에 달리셨습니다. 한 행악자는 예수님을 비방했습니다. “네가 그리스도가 아니냐 너와 우리를 구원하라.” 그런데 다른 행악자는 그를 꾸짖었습니다. 우리는 우리가 행한 일에 상당한 보응을 받는 것이지만 이 사람이 행한 것은 옳지 않은 것이 없다고 말입니다.</w:t>
-      </w:r>
-    </w:p>
-    <w:p>
-      <w:pPr>
-        <w:spacing w:after="160" w:line="360"/>
-      </w:pPr>
-      <w:r>
-        <w:rPr>
-          <w:rFonts w:ascii="맑은 고딕" w:cs="맑은 고딕" w:eastAsia="맑은 고딕" w:hAnsi="맑은 고딕"/>
-          <w:sz w:val="24"/>
-          <w:szCs w:val="24"/>
-        </w:rPr>
-        <w:t xml:space="preserve">그리고 그는 예수님께 말했습니다. “예수여 당신의 나라에 임하실 때에 나를 생각하소서.” 그에게는 내세울 선행이 없었습니다. 세례를 받을 시간도, 교회에 다닐 시간도, 구제할 기회도 없었습니다. 손과 발은 못 박혀 있었고, 남은 것은 몇 시간의 생명뿐이었습니다. 그가 할 수 있는 것은 오직 예수님을 바라보는 것이었습니다.</w:t>
-      </w:r>
-    </w:p>
-    <w:p>
-      <w:pPr>
-        <w:spacing w:after="160" w:line="360"/>
-      </w:pPr>
-      <w:r>
-        <w:rPr>
-          <w:rFonts w:ascii="맑은 고딕" w:cs="맑은 고딕" w:eastAsia="맑은 고딕" w:hAnsi="맑은 고딕"/>
-          <w:sz w:val="24"/>
-          <w:szCs w:val="24"/>
-        </w:rPr>
-        <w:t xml:space="preserve">예수님은 대답하셨습니다. “내가 진실로 네게 이르노니 오늘 네가 나와 함께 낙원에 있으리라.” 가장 경건했던 고넬료와 가장 악했던 십자가의 강도가 같은 길로 구원받습니다. 그를 믿는 사람은 다 그의 이름을 힘입어 죄 사함을 받습니다. 이것이 사람을 외모로 보지 않으시는 하나님의 복음입니다.</w:t>
-      </w:r>
-    </w:p>
-    <w:p>
-      <w:pPr>
-        <w:spacing w:after="160" w:line="360"/>
-      </w:pPr>
-      <w:r>
-        <w:rPr>
-          <w:rFonts w:ascii="맑은 고딕" w:cs="맑은 고딕" w:eastAsia="맑은 고딕" w:hAnsi="맑은 고딕"/>
-          <w:sz w:val="24"/>
-          <w:szCs w:val="24"/>
-        </w:rPr>
-        <w:t xml:space="preserve">그 강도는 세례도 성찬도 받지 못했지만 낙원에 들어갔습니다. 이것은 성례를 가볍게 여기라는 뜻이 아니라, 구원이 오직 그리스도와의 연합에 달려 있다는 뜻입니다.</w:t>
+        <w:t xml:space="preserve">출애굽기 32장은 이스라엘 역사에서 가장 부끄러운 장면 가운데 하나입니다. 하나님이 시내 산에서 언약을 맺으신 지 얼마 되지 않았을 때였습니다. 모세가 산에서 사십 일 동안 내려오지 않자, 백성은 아론을 졸라 금송아지를 만들고 그 앞에서 이것이 우리를 애굽 땅에서 인도해 낸 신이라고 외쳤습니다. 방금 은혜를 받은 백성이 그 은혜를 우상과 바꾸어 버린 것입니다.</w:t>
+      </w:r>
+    </w:p>
+    <w:p>
+      <w:pPr>
+        <w:spacing w:after="160" w:line="360"/>
+      </w:pPr>
+      <w:r>
+        <w:rPr>
+          <w:rFonts w:ascii="맑은 고딕" w:cs="맑은 고딕" w:eastAsia="맑은 고딕" w:hAnsi="맑은 고딕"/>
+          <w:sz w:val="24"/>
+          <w:szCs w:val="24"/>
+        </w:rPr>
+        <w:t xml:space="preserve">그때 모세가 백성을 위하여 하나님 앞에 섰습니다. 그는 다시 여호와께 나아가 이렇게 간구했습니다. “슬프도소이다 이 백성이 자기들을 위하여 금 신을 만들었사오니 큰 죄를 범하였나이다 그러나 이제 그들의 죄를 사하시옵소서 그렇지 아니하시오면 원하건대 주께서 기록하신 책에서 내 이름을 지워 버려 주옵소서.” 자기 이름을 걸고 백성의 용서를 구한 것입니다.</w:t>
+      </w:r>
+    </w:p>
+    <w:p>
+      <w:pPr>
+        <w:spacing w:after="160" w:line="360"/>
+      </w:pPr>
+      <w:r>
+        <w:rPr>
+          <w:rFonts w:ascii="맑은 고딕" w:cs="맑은 고딕" w:eastAsia="맑은 고딕" w:hAnsi="맑은 고딕"/>
+          <w:sz w:val="24"/>
+          <w:szCs w:val="24"/>
+        </w:rPr>
+        <w:t xml:space="preserve">그러나 하나님은 누구든지 범죄하면 그를 하나님의 책에서 지워 버리겠다고 대답하셨습니다. 모세는 아무리 위대해도 다른 사람의 죄를 대신 질 수 없는 한 사람의 죄인이었습니다. 그 일은 오직 죄 없으신 한 분만이 하실 수 있었습니다. 모세가 하지 못한 일을 예수 그리스도께서 십자가에서 이루셨습니다. 그래서 베드로는 고넬료의 집에서 그를 믿는 사람들은 다 그의 이름을 힘입어 죄 사함을 받는다고 선포했습니다. 금송아지 앞의 이스라엘이든 가이사랴의 이방인이든, 우리의 소망은 우리의 자격이 아니라 그 이름에 있습니다.</w:t>
       </w:r>
     </w:p>
     <w:p>
@@ -853,7 +840,7 @@
           <w:sz w:val="24"/>
           <w:szCs w:val="24"/>
         </w:rPr>
-        <w:t xml:space="preserve">그리고 아무리 멀어 보이는 사람이라도 복음의 대상에서 제외하지 마십시오. 십자가의 강도도 구원받았습니다. 우리 가족 가운데, 직장 동료 가운데, 이 사람은 절대 안 될 것이라고 생각하는 사람이 있다면 그 생각을 내려놓으십시오. 그를 믿는 사람은 다 죄 사함을 받습니다.</w:t>
+        <w:t xml:space="preserve">그리고 아무리 멀어 보이는 사람이라도 복음의 대상에서 제외하지 마십시오. 금송아지 앞에서 춤추던 백성을 위해서도 하나님은 용서의 길을 열어 두셨습니다. 우리 가족 가운데, 직장 동료 가운데, 이 사람은 절대 안 될 것이라고 생각하는 사람이 있다면 그 생각을 내려놓으십시오. 그를 믿는 사람은 다 죄 사함을 받습니다.</w:t>
       </w:r>
     </w:p>
     <w:p>
@@ -879,7 +866,7 @@
           <w:sz w:val="24"/>
           <w:szCs w:val="24"/>
         </w:rPr>
-        <w:t xml:space="preserve">오늘 이 자리에 아직 예수님을 믿지 않는 분이 계시다면, 지금 그 강도처럼 주님께 말씀드리십시오. “예수여 나를 생각하소서.” 주님은 그 기도를 외면하지 않으십니다.</w:t>
+        <w:t xml:space="preserve">오늘 이 자리에 아직 예수님을 믿지 않는 분이 계시다면, 지금 우리의 참된 중보자이신 예수님께 말씀드리십시오. “주님, 나를 불쌍히 여기시고 내 죄를 사하여 주옵소서.” 주님은 그 기도를 외면하지 않으십니다.</w:t>
       </w:r>
     </w:p>
     <w:p>
@@ -1055,46 +1042,33 @@
           <w:sz w:val="24"/>
           <w:szCs w:val="24"/>
         </w:rPr>
-        <w:t xml:space="preserve">에스겔 37장에서 하나님은 선지자 에스겔을 마른 뼈로 가득한 골짜기로 데려가셨습니다. 뼈들은 심히 많았고 아주 말라 있었습니다. 하나님이 물으셨습니다. “인자야 이 뼈들이 능히 살 수 있겠느냐.” 에스겔은 대답했습니다. “주 여호와여 주께서 아시나이다.” 사람의 눈으로는 아무 소망이 없는 광경이었습니다.</w:t>
-      </w:r>
-    </w:p>
-    <w:p>
-      <w:pPr>
-        <w:spacing w:after="160" w:line="360"/>
-      </w:pPr>
-      <w:r>
-        <w:rPr>
-          <w:rFonts w:ascii="맑은 고딕" w:cs="맑은 고딕" w:eastAsia="맑은 고딕" w:hAnsi="맑은 고딕"/>
-          <w:sz w:val="24"/>
-          <w:szCs w:val="24"/>
-        </w:rPr>
-        <w:t xml:space="preserve">하나님은 에스겔에게 그 뼈들에게 대언하라고 하셨습니다. 그가 말씀을 대언하자 뼈들이 서로 연결되고 힘줄과 살이 붙고 가죽이 덮였습니다. 그러나 그 속에 생기는 없었습니다. 하나님은 다시 생기에게 대언하라 하셨고, 생기가 들어가자 그들이 곧 살아나 일어나 서는데 극히 큰 군대였습니다.</w:t>
-      </w:r>
-    </w:p>
-    <w:p>
-      <w:pPr>
-        <w:spacing w:after="160" w:line="360"/>
-      </w:pPr>
-      <w:r>
-        <w:rPr>
-          <w:rFonts w:ascii="맑은 고딕" w:cs="맑은 고딕" w:eastAsia="맑은 고딕" w:hAnsi="맑은 고딕"/>
-          <w:sz w:val="24"/>
-          <w:szCs w:val="24"/>
-        </w:rPr>
-        <w:t xml:space="preserve">흩어진 뼈들이 하나의 큰 군대가 되었습니다. 말씀이 선포되고 하나님의 영이 임할 때, 죽은 자들이 살아나고 흩어진 자들이 하나로 모입니다. 가이사랴에서 일어난 일이 바로 그것이었습니다. 베드로가 말씀을 전할 때 성령이 임하셨고, 영적으로 죽어 있던 이방인들이 살아나 하나님의 백성의 군대에 합류했습니다.</w:t>
-      </w:r>
-    </w:p>
-    <w:p>
-      <w:pPr>
-        <w:spacing w:after="160" w:line="360"/>
-      </w:pPr>
-      <w:r>
-        <w:rPr>
-          <w:rFonts w:ascii="맑은 고딕" w:cs="맑은 고딕" w:eastAsia="맑은 고딕" w:hAnsi="맑은 고딕"/>
-          <w:sz w:val="24"/>
-          <w:szCs w:val="24"/>
-        </w:rPr>
-        <w:t xml:space="preserve">하나님은 그 환상 끝에 “내가 또 내 영을 너희 속에 두어 너희가 살아나게 하고”라고 약속하셨습니다. 그 약속이 오순절에 유대인에게, 그리고 가이사랴에서 이방인에게 이루어졌습니다.</w:t>
+        <w:t xml:space="preserve">마태복음 13장에서 예수님은 천국을 두 가지로 비유하셨습니다. 첫째는 겨자씨입니다. 천국은 사람이 자기 밭에 갖다 심은 겨자씨 한 알 같다고 하셨습니다. 겨자씨는 모든 씨보다 작지만, 자라면 풀보다 커서 나무가 되고 공중의 새들이 와서 그 가지에 깃들인다고 하셨습니다.</w:t>
+      </w:r>
+    </w:p>
+    <w:p>
+      <w:pPr>
+        <w:spacing w:after="160" w:line="360"/>
+      </w:pPr>
+      <w:r>
+        <w:rPr>
+          <w:rFonts w:ascii="맑은 고딕" w:cs="맑은 고딕" w:eastAsia="맑은 고딕" w:hAnsi="맑은 고딕"/>
+          <w:sz w:val="24"/>
+          <w:szCs w:val="24"/>
+        </w:rPr>
+        <w:t xml:space="preserve">둘째는 누룩입니다. 천국은 마치 여자가 가루 서 말 속에 갖다 넣어 전부 부풀게 한 누룩과 같다고 하셨습니다. 누룩은 눈에 잘 보이지 않습니다. 그러나 반죽 속에 들어가면 조용히, 그러나 확실하게 전체를 바꾸어 놓습니다. 작은 시작과 보이지 않는 능력, 그리고 모든 것을 채우는 확장, 이것이 하나님 나라의 모습입니다.</w:t>
+      </w:r>
+    </w:p>
+    <w:p>
+      <w:pPr>
+        <w:spacing w:after="160" w:line="360"/>
+      </w:pPr>
+      <w:r>
+        <w:rPr>
+          <w:rFonts w:ascii="맑은 고딕" w:cs="맑은 고딕" w:eastAsia="맑은 고딕" w:hAnsi="맑은 고딕"/>
+          <w:sz w:val="24"/>
+          <w:szCs w:val="24"/>
+        </w:rPr>
+        <w:t xml:space="preserve">구약에서 큰 나무의 가지에 새들이 깃들이는 모습은 여러 민족이 그 그늘 아래 모이는 그림으로 쓰이곤 했습니다(겔 17장 참조). 갈릴리의 몇 사람으로 시작된 복음이 이제 가이사랴의 이방인 가정에까지 가지를 뻗었습니다. 누룩이 반죽 전체를 부풀게 하듯, 말씀이 전해지는 곳마다 성령께서 일하셔서 유대인과 이방인을 한 백성으로 만드셨습니다. 고넬료의 집은 그 겨자나무 그늘 아래로 모여든 첫 이방인들이었습니다.</w:t>
       </w:r>
     </w:p>
     <w:p>
